--- a/SHINHWA_QMS_WORKFLOW/99_산출물/발송용_최종_20261008/인쇄물/인쇄_이광재.docx
+++ b/SHINHWA_QMS_WORKFLOW/99_산출물/발송용_최종_20261008/인쇄물/인쇄_이광재.docx
@@ -64,7 +64,7 @@
                 <w:b w:val="0"/>
                 <w:sz w:val="20"/>
               </w:rPr>
-              <w:t>이광재 부장님</w:t>
+              <w:t>품질팀 이광재 부장님</w:t>
             </w:r>
           </w:p>
         </w:tc>

--- a/SHINHWA_QMS_WORKFLOW/99_산출물/발송용_최종_20261008/인쇄물/인쇄_이광재.docx
+++ b/SHINHWA_QMS_WORKFLOW/99_산출물/발송용_최종_20261008/인쇄물/인쇄_이광재.docx
@@ -146,7 +146,7 @@
                 <w:b w:val="0"/>
                 <w:sz w:val="20"/>
               </w:rPr>
-              <w:t xml:space="preserve">            년      월      일</w:t>
+              <w:t>2026년 10월 08일</w:t>
             </w:r>
           </w:p>
         </w:tc>
